--- a/Bericht/docs/Praktikumsbericht_Struktur.docx
+++ b/Bericht/docs/Praktikumsbericht_Struktur.docx
@@ -95,19 +95,6 @@
         <w:spacing w:line="276" w:lineRule="auto"/>
       </w:pPr>
       <w:r>
-        <w:t>Art der Arbeit</w:t>
-      </w:r>
-    </w:p>
-    <w:p>
-      <w:pPr>
-        <w:pStyle w:val="Listenabsatz"/>
-        <w:numPr>
-          <w:ilvl w:val="0"/>
-          <w:numId w:val="2"/>
-        </w:numPr>
-        <w:spacing w:line="276" w:lineRule="auto"/>
-      </w:pPr>
-      <w:r>
         <w:t>Zeitraum des Praktikums</w:t>
       </w:r>
     </w:p>
@@ -240,16 +227,9 @@
     <w:p>
       <w:pPr>
         <w:pStyle w:val="Listenabsatz"/>
-        <w:spacing w:line="276" w:lineRule="auto"/>
-        <w:ind w:left="360"/>
-      </w:pPr>
-    </w:p>
-    <w:p>
-      <w:pPr>
-        <w:pStyle w:val="Listenabsatz"/>
-        <w:numPr>
-          <w:ilvl w:val="0"/>
-          <w:numId w:val="1"/>
+        <w:numPr>
+          <w:ilvl w:val="0"/>
+          <w:numId w:val="9"/>
         </w:numPr>
         <w:spacing w:line="276" w:lineRule="auto"/>
         <w:rPr>
@@ -258,129 +238,153 @@
         </w:rPr>
       </w:pPr>
       <w:r>
+        <w:t>Seitenzahl</w:t>
+      </w:r>
+    </w:p>
+    <w:p>
+      <w:pPr>
+        <w:pStyle w:val="Listenabsatz"/>
+        <w:spacing w:line="276" w:lineRule="auto"/>
+        <w:ind w:left="360"/>
+      </w:pPr>
+    </w:p>
+    <w:p>
+      <w:pPr>
+        <w:pStyle w:val="Listenabsatz"/>
+        <w:numPr>
+          <w:ilvl w:val="0"/>
+          <w:numId w:val="1"/>
+        </w:numPr>
+        <w:spacing w:line="276" w:lineRule="auto"/>
         <w:rPr>
           <w:b/>
           <w:bCs/>
         </w:rPr>
-        <w:t>Einleitung</w:t>
-      </w:r>
+      </w:pPr>
       <w:r>
         <w:rPr>
           <w:b/>
           <w:bCs/>
         </w:rPr>
-        <w:t xml:space="preserve"> (ungefähr ½ Seite)</w:t>
-      </w:r>
-    </w:p>
-    <w:p>
-      <w:pPr>
-        <w:pStyle w:val="Listenabsatz"/>
-        <w:numPr>
-          <w:ilvl w:val="0"/>
-          <w:numId w:val="5"/>
-        </w:numPr>
-        <w:spacing w:line="276" w:lineRule="auto"/>
-      </w:pPr>
-      <w:r>
-        <w:t>Motivation für das Praxisprojekt</w:t>
-      </w:r>
-    </w:p>
-    <w:p>
-      <w:pPr>
-        <w:pStyle w:val="Listenabsatz"/>
-        <w:numPr>
-          <w:ilvl w:val="0"/>
-          <w:numId w:val="5"/>
-        </w:numPr>
-        <w:spacing w:line="276" w:lineRule="auto"/>
-      </w:pPr>
-      <w:r>
-        <w:t>Ziel des Praktikums</w:t>
-      </w:r>
-    </w:p>
-    <w:p>
-      <w:pPr>
-        <w:pStyle w:val="Listenabsatz"/>
-        <w:numPr>
-          <w:ilvl w:val="0"/>
-          <w:numId w:val="5"/>
-        </w:numPr>
-        <w:spacing w:line="276" w:lineRule="auto"/>
-      </w:pPr>
-      <w:r>
-        <w:t>Einordnung ins Studium</w:t>
-      </w:r>
-    </w:p>
-    <w:p>
-      <w:pPr>
-        <w:pStyle w:val="Listenabsatz"/>
-        <w:numPr>
-          <w:ilvl w:val="0"/>
-          <w:numId w:val="5"/>
-        </w:numPr>
-        <w:spacing w:line="276" w:lineRule="auto"/>
-      </w:pPr>
-      <w:r>
-        <w:t>Persönliche Lernziele</w:t>
-      </w:r>
-    </w:p>
-    <w:p>
-      <w:pPr>
-        <w:pStyle w:val="Listenabsatz"/>
-        <w:numPr>
-          <w:ilvl w:val="0"/>
-          <w:numId w:val="5"/>
-        </w:numPr>
-        <w:spacing w:line="276" w:lineRule="auto"/>
-      </w:pPr>
-      <w:r>
-        <w:t>Kurzbeschreibung der Praxisstelle</w:t>
-      </w:r>
-    </w:p>
-    <w:p>
-      <w:pPr>
-        <w:pStyle w:val="Listenabsatz"/>
-        <w:numPr>
-          <w:ilvl w:val="0"/>
-          <w:numId w:val="5"/>
-        </w:numPr>
-        <w:spacing w:line="276" w:lineRule="auto"/>
-      </w:pPr>
-      <w:r>
-        <w:t>Kurzer Überblick über den Praktikumsbericht</w:t>
-      </w:r>
-    </w:p>
-    <w:p>
-      <w:pPr>
-        <w:pStyle w:val="Listenabsatz"/>
-        <w:spacing w:line="276" w:lineRule="auto"/>
-      </w:pPr>
-    </w:p>
-    <w:p>
-      <w:pPr>
-        <w:pStyle w:val="Listenabsatz"/>
-        <w:numPr>
-          <w:ilvl w:val="0"/>
-          <w:numId w:val="1"/>
-        </w:numPr>
-        <w:spacing w:line="276" w:lineRule="auto"/>
+        <w:t>Einleitung</w:t>
+      </w:r>
+      <w:r>
         <w:rPr>
           <w:b/>
           <w:bCs/>
         </w:rPr>
-      </w:pPr>
-      <w:r>
+        <w:t xml:space="preserve"> (ungefähr ½ Seite)</w:t>
+      </w:r>
+    </w:p>
+    <w:p>
+      <w:pPr>
+        <w:pStyle w:val="Listenabsatz"/>
+        <w:numPr>
+          <w:ilvl w:val="0"/>
+          <w:numId w:val="5"/>
+        </w:numPr>
+        <w:spacing w:line="276" w:lineRule="auto"/>
+      </w:pPr>
+      <w:r>
+        <w:t>Motivation für das Praxisprojekt</w:t>
+      </w:r>
+    </w:p>
+    <w:p>
+      <w:pPr>
+        <w:pStyle w:val="Listenabsatz"/>
+        <w:numPr>
+          <w:ilvl w:val="0"/>
+          <w:numId w:val="5"/>
+        </w:numPr>
+        <w:spacing w:line="276" w:lineRule="auto"/>
+      </w:pPr>
+      <w:r>
+        <w:t>Ziel des Praktikums</w:t>
+      </w:r>
+    </w:p>
+    <w:p>
+      <w:pPr>
+        <w:pStyle w:val="Listenabsatz"/>
+        <w:numPr>
+          <w:ilvl w:val="0"/>
+          <w:numId w:val="5"/>
+        </w:numPr>
+        <w:spacing w:line="276" w:lineRule="auto"/>
+      </w:pPr>
+      <w:r>
+        <w:t>Einordnung ins Studium</w:t>
+      </w:r>
+    </w:p>
+    <w:p>
+      <w:pPr>
+        <w:pStyle w:val="Listenabsatz"/>
+        <w:numPr>
+          <w:ilvl w:val="0"/>
+          <w:numId w:val="5"/>
+        </w:numPr>
+        <w:spacing w:line="276" w:lineRule="auto"/>
+      </w:pPr>
+      <w:r>
+        <w:t>Persönliche Lernziele</w:t>
+      </w:r>
+    </w:p>
+    <w:p>
+      <w:pPr>
+        <w:pStyle w:val="Listenabsatz"/>
+        <w:numPr>
+          <w:ilvl w:val="0"/>
+          <w:numId w:val="5"/>
+        </w:numPr>
+        <w:spacing w:line="276" w:lineRule="auto"/>
+      </w:pPr>
+      <w:r>
+        <w:t>Kurzbeschreibung der Praxisstelle</w:t>
+      </w:r>
+    </w:p>
+    <w:p>
+      <w:pPr>
+        <w:pStyle w:val="Listenabsatz"/>
+        <w:numPr>
+          <w:ilvl w:val="0"/>
+          <w:numId w:val="5"/>
+        </w:numPr>
+        <w:spacing w:line="276" w:lineRule="auto"/>
+      </w:pPr>
+      <w:r>
+        <w:t>Kurzer Überblick über den Praktikumsbericht</w:t>
+      </w:r>
+    </w:p>
+    <w:p>
+      <w:pPr>
+        <w:pStyle w:val="Listenabsatz"/>
+        <w:spacing w:line="276" w:lineRule="auto"/>
+      </w:pPr>
+    </w:p>
+    <w:p>
+      <w:pPr>
+        <w:pStyle w:val="Listenabsatz"/>
+        <w:numPr>
+          <w:ilvl w:val="0"/>
+          <w:numId w:val="1"/>
+        </w:numPr>
+        <w:spacing w:line="276" w:lineRule="auto"/>
         <w:rPr>
           <w:b/>
           <w:bCs/>
         </w:rPr>
-        <w:t>Vorstellung des Unternehmens</w:t>
-      </w:r>
+      </w:pPr>
       <w:r>
         <w:rPr>
           <w:b/>
           <w:bCs/>
         </w:rPr>
+        <w:t>Vorstellung des Unternehmens</w:t>
+      </w:r>
+      <w:r>
+        <w:rPr>
+          <w:b/>
+          <w:bCs/>
+        </w:rPr>
         <w:t xml:space="preserve"> und Arbeitsumfeld</w:t>
       </w:r>
     </w:p>
@@ -506,38 +510,68 @@
         <w:pStyle w:val="Listenabsatz"/>
         <w:numPr>
           <w:ilvl w:val="0"/>
-          <w:numId w:val="12"/>
-        </w:numPr>
-        <w:spacing w:line="276" w:lineRule="auto"/>
-      </w:pPr>
-      <w:r>
-        <w:t>Ausgangssituation</w:t>
-      </w:r>
-    </w:p>
-    <w:p>
-      <w:pPr>
-        <w:pStyle w:val="Listenabsatz"/>
-        <w:numPr>
-          <w:ilvl w:val="0"/>
-          <w:numId w:val="12"/>
-        </w:numPr>
-        <w:spacing w:line="276" w:lineRule="auto"/>
-      </w:pPr>
-      <w:r>
-        <w:t>Ziel(e) des Praxisprojekts beim Unternehmen</w:t>
-      </w:r>
-    </w:p>
-    <w:p>
-      <w:pPr>
-        <w:pStyle w:val="Listenabsatz"/>
-        <w:numPr>
-          <w:ilvl w:val="0"/>
-          <w:numId w:val="12"/>
-        </w:numPr>
-        <w:spacing w:line="276" w:lineRule="auto"/>
-      </w:pPr>
-      <w:r>
-        <w:t>Erwartete Ergebnisse des Projekts</w:t>
+          <w:numId w:val="23"/>
+        </w:numPr>
+        <w:spacing w:line="276" w:lineRule="auto"/>
+        <w:rPr>
+          <w:b/>
+        </w:rPr>
+      </w:pPr>
+      <w:r>
+        <w:t>Template-Entwicklung</w:t>
+      </w:r>
+    </w:p>
+    <w:p>
+      <w:pPr>
+        <w:pStyle w:val="Listenabsatz"/>
+        <w:numPr>
+          <w:ilvl w:val="0"/>
+          <w:numId w:val="23"/>
+        </w:numPr>
+        <w:spacing w:line="276" w:lineRule="auto"/>
+        <w:rPr>
+          <w:b/>
+        </w:rPr>
+      </w:pPr>
+      <w:r>
+        <w:t>Responsives Design</w:t>
+      </w:r>
+    </w:p>
+    <w:p>
+      <w:pPr>
+        <w:pStyle w:val="Listenabsatz"/>
+        <w:numPr>
+          <w:ilvl w:val="0"/>
+          <w:numId w:val="23"/>
+        </w:numPr>
+        <w:spacing w:line="276" w:lineRule="auto"/>
+        <w:rPr>
+          <w:b/>
+        </w:rPr>
+      </w:pPr>
+      <w:proofErr w:type="spellStart"/>
+      <w:r>
+        <w:t>Refaktorisierung</w:t>
+      </w:r>
+      <w:proofErr w:type="spellEnd"/>
+      <w:r>
+        <w:t xml:space="preserve"> und Problembehandlung</w:t>
+      </w:r>
+    </w:p>
+    <w:p>
+      <w:pPr>
+        <w:pStyle w:val="Listenabsatz"/>
+        <w:numPr>
+          <w:ilvl w:val="0"/>
+          <w:numId w:val="23"/>
+        </w:numPr>
+        <w:spacing w:line="276" w:lineRule="auto"/>
+        <w:rPr>
+          <w:b/>
+        </w:rPr>
+      </w:pPr>
+      <w:r>
+        <w:t>Website-Erstellung</w:t>
       </w:r>
     </w:p>
     <w:p>
@@ -556,39 +590,39 @@
         <w:rPr>
           <w:b/>
         </w:rPr>
+        <w:t>Konkrete Tätigkeiten</w:t>
+      </w:r>
+    </w:p>
+    <w:p>
+      <w:pPr>
+        <w:pStyle w:val="Listenabsatz"/>
+        <w:numPr>
+          <w:ilvl w:val="0"/>
+          <w:numId w:val="13"/>
+        </w:numPr>
+        <w:spacing w:line="276" w:lineRule="auto"/>
+        <w:rPr>
+          <w:b/>
+        </w:rPr>
+      </w:pPr>
+      <w:r>
+        <w:t>Beschreibung der täglichen / projektbezogenen Aufgaben</w:t>
+      </w:r>
+    </w:p>
+    <w:p>
+      <w:pPr>
+        <w:pStyle w:val="Listenabsatz"/>
+        <w:numPr>
+          <w:ilvl w:val="0"/>
+          <w:numId w:val="13"/>
+        </w:numPr>
+        <w:spacing w:line="276" w:lineRule="auto"/>
+        <w:rPr>
+          <w:b/>
+        </w:rPr>
+      </w:pPr>
+      <w:r>
         <w:lastRenderedPageBreak/>
-        <w:t>Konkrete Tätigkeiten</w:t>
-      </w:r>
-    </w:p>
-    <w:p>
-      <w:pPr>
-        <w:pStyle w:val="Listenabsatz"/>
-        <w:numPr>
-          <w:ilvl w:val="0"/>
-          <w:numId w:val="13"/>
-        </w:numPr>
-        <w:spacing w:line="276" w:lineRule="auto"/>
-        <w:rPr>
-          <w:b/>
-        </w:rPr>
-      </w:pPr>
-      <w:r>
-        <w:t>Beschreibung der täglichen / projektbezogenen Aufgaben</w:t>
-      </w:r>
-    </w:p>
-    <w:p>
-      <w:pPr>
-        <w:pStyle w:val="Listenabsatz"/>
-        <w:numPr>
-          <w:ilvl w:val="0"/>
-          <w:numId w:val="13"/>
-        </w:numPr>
-        <w:spacing w:line="276" w:lineRule="auto"/>
-        <w:rPr>
-          <w:b/>
-        </w:rPr>
-      </w:pPr>
-      <w:r>
         <w:t>Verantwortung &amp; Selbstständigkeit</w:t>
       </w:r>
     </w:p>
@@ -754,7 +788,21 @@
         <w:rPr>
           <w:bCs/>
         </w:rPr>
-        <w:t>Projektmethoden (z.B. agil, Scrum, klassisch)</w:t>
+        <w:t xml:space="preserve">Projektmethoden (z.B. agil, </w:t>
+      </w:r>
+      <w:proofErr w:type="spellStart"/>
+      <w:r>
+        <w:rPr>
+          <w:bCs/>
+        </w:rPr>
+        <w:t>Scrum</w:t>
+      </w:r>
+      <w:proofErr w:type="spellEnd"/>
+      <w:r>
+        <w:rPr>
+          <w:bCs/>
+        </w:rPr>
+        <w:t>, klassisch)</w:t>
       </w:r>
     </w:p>
     <w:p>
@@ -1134,6 +1182,15 @@
     <w:p>
       <w:pPr>
         <w:pStyle w:val="Listenabsatz"/>
+        <w:spacing w:line="276" w:lineRule="auto"/>
+        <w:rPr>
+          <w:bCs/>
+        </w:rPr>
+      </w:pPr>
+    </w:p>
+    <w:p>
+      <w:pPr>
+        <w:pStyle w:val="Listenabsatz"/>
         <w:numPr>
           <w:ilvl w:val="0"/>
           <w:numId w:val="1"/>
@@ -1149,7 +1206,6 @@
           <w:b/>
           <w:bCs/>
         </w:rPr>
-        <w:lastRenderedPageBreak/>
         <w:t>Fazit</w:t>
       </w:r>
     </w:p>
@@ -1266,11 +1322,35 @@
       </w:pPr>
       <w:r>
         <w:t>Ergänzende Materialien</w:t>
+      </w:r>
+    </w:p>
+    <w:p>
+      <w:pPr>
+        <w:spacing w:line="276" w:lineRule="auto"/>
+      </w:pPr>
+    </w:p>
+    <w:p>
+      <w:pPr>
+        <w:pStyle w:val="Listenabsatz"/>
+        <w:numPr>
+          <w:ilvl w:val="0"/>
+          <w:numId w:val="1"/>
+        </w:numPr>
+        <w:spacing w:line="276" w:lineRule="auto"/>
+        <w:rPr>
+          <w:b/>
+        </w:rPr>
+      </w:pPr>
+      <w:r>
+        <w:rPr>
+          <w:b/>
+        </w:rPr>
+        <w:t>Quellen</w:t>
       </w:r>
     </w:p>
     <w:sectPr>
       <w:pgSz w:w="11906" w:h="16838"/>
-      <w:pgMar w:top="1417" w:right="1417" w:bottom="1134" w:left="1417" w:header="708" w:footer="708" w:gutter="0"/>
+      <w:pgMar w:top="720" w:right="720" w:bottom="720" w:left="720" w:header="708" w:footer="708" w:gutter="0"/>
       <w:cols w:space="708"/>
       <w:docGrid w:linePitch="360"/>
     </w:sectPr>
@@ -2497,6 +2577,119 @@
     </w:lvl>
   </w:abstractNum>
   <w:abstractNum w:abstractNumId="11" w15:restartNumberingAfterBreak="0">
+    <w:nsid w:val="4EFF52F6"/>
+    <w:multiLevelType w:val="hybridMultilevel"/>
+    <w:tmpl w:val="02083D80"/>
+    <w:lvl w:ilvl="0" w:tplc="04070001">
+      <w:start w:val="1"/>
+      <w:numFmt w:val="bullet"/>
+      <w:lvlText w:val=""/>
+      <w:lvlJc w:val="left"/>
+      <w:pPr>
+        <w:ind w:left="1440" w:hanging="360"/>
+      </w:pPr>
+      <w:rPr>
+        <w:rFonts w:ascii="Symbol" w:hAnsi="Symbol" w:hint="default"/>
+      </w:rPr>
+    </w:lvl>
+    <w:lvl w:ilvl="1" w:tplc="04070003" w:tentative="1">
+      <w:start w:val="1"/>
+      <w:numFmt w:val="bullet"/>
+      <w:lvlText w:val="o"/>
+      <w:lvlJc w:val="left"/>
+      <w:pPr>
+        <w:ind w:left="2160" w:hanging="360"/>
+      </w:pPr>
+      <w:rPr>
+        <w:rFonts w:ascii="Courier New" w:hAnsi="Courier New" w:cs="Courier New" w:hint="default"/>
+      </w:rPr>
+    </w:lvl>
+    <w:lvl w:ilvl="2" w:tplc="04070005" w:tentative="1">
+      <w:start w:val="1"/>
+      <w:numFmt w:val="bullet"/>
+      <w:lvlText w:val=""/>
+      <w:lvlJc w:val="left"/>
+      <w:pPr>
+        <w:ind w:left="2880" w:hanging="360"/>
+      </w:pPr>
+      <w:rPr>
+        <w:rFonts w:ascii="Wingdings" w:hAnsi="Wingdings" w:hint="default"/>
+      </w:rPr>
+    </w:lvl>
+    <w:lvl w:ilvl="3" w:tplc="04070001" w:tentative="1">
+      <w:start w:val="1"/>
+      <w:numFmt w:val="bullet"/>
+      <w:lvlText w:val=""/>
+      <w:lvlJc w:val="left"/>
+      <w:pPr>
+        <w:ind w:left="3600" w:hanging="360"/>
+      </w:pPr>
+      <w:rPr>
+        <w:rFonts w:ascii="Symbol" w:hAnsi="Symbol" w:hint="default"/>
+      </w:rPr>
+    </w:lvl>
+    <w:lvl w:ilvl="4" w:tplc="04070003" w:tentative="1">
+      <w:start w:val="1"/>
+      <w:numFmt w:val="bullet"/>
+      <w:lvlText w:val="o"/>
+      <w:lvlJc w:val="left"/>
+      <w:pPr>
+        <w:ind w:left="4320" w:hanging="360"/>
+      </w:pPr>
+      <w:rPr>
+        <w:rFonts w:ascii="Courier New" w:hAnsi="Courier New" w:cs="Courier New" w:hint="default"/>
+      </w:rPr>
+    </w:lvl>
+    <w:lvl w:ilvl="5" w:tplc="04070005" w:tentative="1">
+      <w:start w:val="1"/>
+      <w:numFmt w:val="bullet"/>
+      <w:lvlText w:val=""/>
+      <w:lvlJc w:val="left"/>
+      <w:pPr>
+        <w:ind w:left="5040" w:hanging="360"/>
+      </w:pPr>
+      <w:rPr>
+        <w:rFonts w:ascii="Wingdings" w:hAnsi="Wingdings" w:hint="default"/>
+      </w:rPr>
+    </w:lvl>
+    <w:lvl w:ilvl="6" w:tplc="04070001" w:tentative="1">
+      <w:start w:val="1"/>
+      <w:numFmt w:val="bullet"/>
+      <w:lvlText w:val=""/>
+      <w:lvlJc w:val="left"/>
+      <w:pPr>
+        <w:ind w:left="5760" w:hanging="360"/>
+      </w:pPr>
+      <w:rPr>
+        <w:rFonts w:ascii="Symbol" w:hAnsi="Symbol" w:hint="default"/>
+      </w:rPr>
+    </w:lvl>
+    <w:lvl w:ilvl="7" w:tplc="04070003" w:tentative="1">
+      <w:start w:val="1"/>
+      <w:numFmt w:val="bullet"/>
+      <w:lvlText w:val="o"/>
+      <w:lvlJc w:val="left"/>
+      <w:pPr>
+        <w:ind w:left="6480" w:hanging="360"/>
+      </w:pPr>
+      <w:rPr>
+        <w:rFonts w:ascii="Courier New" w:hAnsi="Courier New" w:cs="Courier New" w:hint="default"/>
+      </w:rPr>
+    </w:lvl>
+    <w:lvl w:ilvl="8" w:tplc="04070005" w:tentative="1">
+      <w:start w:val="1"/>
+      <w:numFmt w:val="bullet"/>
+      <w:lvlText w:val=""/>
+      <w:lvlJc w:val="left"/>
+      <w:pPr>
+        <w:ind w:left="7200" w:hanging="360"/>
+      </w:pPr>
+      <w:rPr>
+        <w:rFonts w:ascii="Wingdings" w:hAnsi="Wingdings" w:hint="default"/>
+      </w:rPr>
+    </w:lvl>
+  </w:abstractNum>
+  <w:abstractNum w:abstractNumId="12" w15:restartNumberingAfterBreak="0">
     <w:nsid w:val="4FF11457"/>
     <w:multiLevelType w:val="hybridMultilevel"/>
     <w:tmpl w:val="4D96FE1A"/>
@@ -2609,7 +2802,7 @@
       </w:rPr>
     </w:lvl>
   </w:abstractNum>
-  <w:abstractNum w:abstractNumId="12" w15:restartNumberingAfterBreak="0">
+  <w:abstractNum w:abstractNumId="13" w15:restartNumberingAfterBreak="0">
     <w:nsid w:val="54AF0A32"/>
     <w:multiLevelType w:val="hybridMultilevel"/>
     <w:tmpl w:val="902A1A18"/>
@@ -2722,7 +2915,7 @@
       </w:rPr>
     </w:lvl>
   </w:abstractNum>
-  <w:abstractNum w:abstractNumId="13" w15:restartNumberingAfterBreak="0">
+  <w:abstractNum w:abstractNumId="14" w15:restartNumberingAfterBreak="0">
     <w:nsid w:val="593A48D6"/>
     <w:multiLevelType w:val="hybridMultilevel"/>
     <w:tmpl w:val="059A1DCC"/>
@@ -2835,7 +3028,7 @@
       </w:rPr>
     </w:lvl>
   </w:abstractNum>
-  <w:abstractNum w:abstractNumId="14" w15:restartNumberingAfterBreak="0">
+  <w:abstractNum w:abstractNumId="15" w15:restartNumberingAfterBreak="0">
     <w:nsid w:val="68460780"/>
     <w:multiLevelType w:val="hybridMultilevel"/>
     <w:tmpl w:val="C8B8C6FE"/>
@@ -2948,7 +3141,7 @@
       </w:rPr>
     </w:lvl>
   </w:abstractNum>
-  <w:abstractNum w:abstractNumId="15" w15:restartNumberingAfterBreak="0">
+  <w:abstractNum w:abstractNumId="16" w15:restartNumberingAfterBreak="0">
     <w:nsid w:val="6B7E0F33"/>
     <w:multiLevelType w:val="hybridMultilevel"/>
     <w:tmpl w:val="8FAE885E"/>
@@ -3061,7 +3254,7 @@
       </w:rPr>
     </w:lvl>
   </w:abstractNum>
-  <w:abstractNum w:abstractNumId="16" w15:restartNumberingAfterBreak="0">
+  <w:abstractNum w:abstractNumId="17" w15:restartNumberingAfterBreak="0">
     <w:nsid w:val="6FFF67B2"/>
     <w:multiLevelType w:val="hybridMultilevel"/>
     <w:tmpl w:val="A75C1668"/>
@@ -3174,7 +3367,7 @@
       </w:rPr>
     </w:lvl>
   </w:abstractNum>
-  <w:abstractNum w:abstractNumId="17" w15:restartNumberingAfterBreak="0">
+  <w:abstractNum w:abstractNumId="18" w15:restartNumberingAfterBreak="0">
     <w:nsid w:val="748C695C"/>
     <w:multiLevelType w:val="hybridMultilevel"/>
     <w:tmpl w:val="5CB2781C"/>
@@ -3287,7 +3480,7 @@
       </w:rPr>
     </w:lvl>
   </w:abstractNum>
-  <w:abstractNum w:abstractNumId="18" w15:restartNumberingAfterBreak="0">
+  <w:abstractNum w:abstractNumId="19" w15:restartNumberingAfterBreak="0">
     <w:nsid w:val="7C523AB7"/>
     <w:multiLevelType w:val="hybridMultilevel"/>
     <w:tmpl w:val="58DAFEDA"/>
@@ -3400,7 +3593,7 @@
       </w:rPr>
     </w:lvl>
   </w:abstractNum>
-  <w:abstractNum w:abstractNumId="19" w15:restartNumberingAfterBreak="0">
+  <w:abstractNum w:abstractNumId="20" w15:restartNumberingAfterBreak="0">
     <w:nsid w:val="7CAC1DB6"/>
     <w:multiLevelType w:val="hybridMultilevel"/>
     <w:tmpl w:val="02D4F7A0"/>
@@ -3513,7 +3706,7 @@
       </w:rPr>
     </w:lvl>
   </w:abstractNum>
-  <w:abstractNum w:abstractNumId="20" w15:restartNumberingAfterBreak="0">
+  <w:abstractNum w:abstractNumId="21" w15:restartNumberingAfterBreak="0">
     <w:nsid w:val="7E606FF9"/>
     <w:multiLevelType w:val="hybridMultilevel"/>
     <w:tmpl w:val="14C87FF6"/>
@@ -3535,7 +3728,7 @@
         <w:ind w:left="1080" w:hanging="360"/>
       </w:pPr>
     </w:lvl>
-    <w:lvl w:ilvl="2" w:tplc="0407001B" w:tentative="1">
+    <w:lvl w:ilvl="2" w:tplc="0407001B">
       <w:start w:val="1"/>
       <w:numFmt w:val="lowerRoman"/>
       <w:lvlText w:val="%3."/>
@@ -3599,7 +3792,7 @@
       </w:pPr>
     </w:lvl>
   </w:abstractNum>
-  <w:abstractNum w:abstractNumId="21" w15:restartNumberingAfterBreak="0">
+  <w:abstractNum w:abstractNumId="22" w15:restartNumberingAfterBreak="0">
     <w:nsid w:val="7E9C01C0"/>
     <w:multiLevelType w:val="hybridMultilevel"/>
     <w:tmpl w:val="875EBBAE"/>
@@ -3713,25 +3906,25 @@
     </w:lvl>
   </w:abstractNum>
   <w:num w:numId="1" w16cid:durableId="1374042919">
-    <w:abstractNumId w:val="20"/>
+    <w:abstractNumId w:val="21"/>
   </w:num>
   <w:num w:numId="2" w16cid:durableId="1799030258">
     <w:abstractNumId w:val="10"/>
   </w:num>
   <w:num w:numId="3" w16cid:durableId="10307426">
-    <w:abstractNumId w:val="11"/>
+    <w:abstractNumId w:val="12"/>
   </w:num>
   <w:num w:numId="4" w16cid:durableId="606355076">
     <w:abstractNumId w:val="1"/>
   </w:num>
   <w:num w:numId="5" w16cid:durableId="2072658387">
-    <w:abstractNumId w:val="15"/>
+    <w:abstractNumId w:val="16"/>
   </w:num>
   <w:num w:numId="6" w16cid:durableId="1187327797">
     <w:abstractNumId w:val="5"/>
   </w:num>
   <w:num w:numId="7" w16cid:durableId="714348828">
-    <w:abstractNumId w:val="19"/>
+    <w:abstractNumId w:val="20"/>
   </w:num>
   <w:num w:numId="8" w16cid:durableId="562301589">
     <w:abstractNumId w:val="3"/>
@@ -3743,31 +3936,31 @@
     <w:abstractNumId w:val="4"/>
   </w:num>
   <w:num w:numId="11" w16cid:durableId="1775636513">
-    <w:abstractNumId w:val="21"/>
+    <w:abstractNumId w:val="22"/>
   </w:num>
   <w:num w:numId="12" w16cid:durableId="1076898693">
     <w:abstractNumId w:val="7"/>
   </w:num>
   <w:num w:numId="13" w16cid:durableId="206601870">
+    <w:abstractNumId w:val="18"/>
+  </w:num>
+  <w:num w:numId="14" w16cid:durableId="2064088708">
     <w:abstractNumId w:val="17"/>
   </w:num>
-  <w:num w:numId="14" w16cid:durableId="2064088708">
-    <w:abstractNumId w:val="16"/>
-  </w:num>
   <w:num w:numId="15" w16cid:durableId="610861180">
-    <w:abstractNumId w:val="12"/>
+    <w:abstractNumId w:val="13"/>
   </w:num>
   <w:num w:numId="16" w16cid:durableId="633220844">
-    <w:abstractNumId w:val="13"/>
+    <w:abstractNumId w:val="14"/>
   </w:num>
   <w:num w:numId="17" w16cid:durableId="820657991">
     <w:abstractNumId w:val="9"/>
   </w:num>
   <w:num w:numId="18" w16cid:durableId="410586675">
-    <w:abstractNumId w:val="18"/>
+    <w:abstractNumId w:val="19"/>
   </w:num>
   <w:num w:numId="19" w16cid:durableId="17046425">
-    <w:abstractNumId w:val="14"/>
+    <w:abstractNumId w:val="15"/>
   </w:num>
   <w:num w:numId="20" w16cid:durableId="484246034">
     <w:abstractNumId w:val="6"/>
@@ -3777,6 +3970,9 @@
   </w:num>
   <w:num w:numId="22" w16cid:durableId="774910181">
     <w:abstractNumId w:val="0"/>
+  </w:num>
+  <w:num w:numId="23" w16cid:durableId="2120684997">
+    <w:abstractNumId w:val="11"/>
   </w:num>
 </w:numbering>
 </file>
@@ -5014,4 +5210,16 @@
     </a:ext>
   </a:extLst>
 </a:theme>
+</file>
+
+<file path=customXml/item1.xml><?xml version="1.0" encoding="utf-8"?>
+<b:Sources xmlns:b="http://schemas.openxmlformats.org/officeDocument/2006/bibliography" xmlns="http://schemas.openxmlformats.org/officeDocument/2006/bibliography" SelectedStyle="\APASixthEditionOfficeOnline.xsl" StyleName="APA" Version="6"/>
+</file>
+
+<file path=customXml/itemProps1.xml><?xml version="1.0" encoding="utf-8"?>
+<ds:datastoreItem xmlns:ds="http://schemas.openxmlformats.org/officeDocument/2006/customXml" ds:itemID="{C36C713E-4CBF-493C-AB2D-04C458BE58D4}">
+  <ds:schemaRefs>
+    <ds:schemaRef ds:uri="http://schemas.openxmlformats.org/officeDocument/2006/bibliography"/>
+  </ds:schemaRefs>
+</ds:datastoreItem>
 </file>